--- a/courts/ninth-circuit/california/state/court-of-appeal-first-district/motion-brief/usage/OUTPUT-motion-brief.docx
+++ b/courts/ninth-circuit/california/state/court-of-appeal-first-district/motion-brief/usage/OUTPUT-motion-brief.docx
@@ -432,11 +432,7 @@
         <w:t xml:space="preserve"> </w:t>
       </w:r>
       <w:r>
-        <w:t xml:space="preserve">CGC</w:t>
-        <w:noBreakHyphen/>
-        <w:t xml:space="preserve">20</w:t>
-        <w:noBreakHyphen/>
-        <w:t xml:space="preserve">586763</w:t>
+        <w:t xml:space="preserve">CGC-⁠20-⁠586763</w:t>
       </w:r>
     </w:p>
     <w:p>
@@ -984,9 +980,7 @@
         <w:t xml:space="preserve"> </w:t>
       </w:r>
       <w:r>
-        <w:t xml:space="preserve">94102</w:t>
-        <w:noBreakHyphen/>
-        <w:t xml:space="preserve">5408</w:t>
+        <w:t xml:space="preserve">94102-⁠5408</w:t>
       </w:r>
     </w:p>
     <w:p>
@@ -1008,9 +1002,7 @@
         <w:t xml:space="preserve"> </w:t>
       </w:r>
       <w:r>
-        <w:t xml:space="preserve">554</w:t>
-        <w:noBreakHyphen/>
-        <w:t xml:space="preserve">3800</w:t>
+        <w:t xml:space="preserve">554-⁠3800</w:t>
       </w:r>
     </w:p>
     <w:p>
@@ -1032,9 +1024,7 @@
         <w:t xml:space="preserve"> </w:t>
       </w:r>
       <w:r>
-        <w:t xml:space="preserve">437</w:t>
-        <w:noBreakHyphen/>
-        <w:t xml:space="preserve">4644</w:t>
+        <w:t xml:space="preserve">437-⁠4644</w:t>
       </w:r>
     </w:p>
     <w:p>
@@ -1350,13 +1340,7 @@
         <w:t xml:space="preserve"> </w:t>
       </w:r>
       <w:r>
-        <w:t xml:space="preserve">(2020) 51 Cal.App.5th 134, 141 fns. 4 &amp; 5 [taking judicial notice of declaration of COVID</w:t>
-      </w:r>
-      <w:r>
-        <w:noBreakHyphen/>
-      </w:r>
-      <w:r>
-        <w:t xml:space="preserve">19 emergency by county board of supervisors];</w:t>
+        <w:t xml:space="preserve">(2020) 51 Cal.App.5th 134, 141 fns. 4 &amp; 5 [taking judicial notice of declaration of COVID-⁠19 emergency by county board of supervisors];</w:t>
       </w:r>
       <w:r>
         <w:t xml:space="preserve"> </w:t>
@@ -1398,13 +1382,7 @@
         <w:t xml:space="preserve"> </w:t>
       </w:r>
       <w:r>
-        <w:t xml:space="preserve">(2021) 71 Cal.App.5th 688, 286 Cal.Rptr.3d 576, 580 fn. 2 [taking judicial notice of county orders during COVID</w:t>
-      </w:r>
-      <w:r>
-        <w:noBreakHyphen/>
-      </w:r>
-      <w:r>
-        <w:t xml:space="preserve">19 emergency, and noting subdivision (c) provides for judicial notice of actions of counties].)</w:t>
+        <w:t xml:space="preserve">(2021) 71 Cal.App.5th 688, 286 Cal.Rptr.3d 576, 580 fn. 2 [taking judicial notice of county orders during COVID-⁠19 emergency, and noting subdivision (c) provides for judicial notice of actions of counties].)</w:t>
       </w:r>
     </w:p>
     <w:p>
@@ -2611,7 +2589,7 @@
     <w:qFormat/>
     <w:pPr>
       <w:keepLines/>
-      <w:spacing w:before="0" w:after="130" w:line="312" w:lineRule="exact"/>
+      <w:spacing w:before="13" w:after="130" w:line="312" w:lineRule="exact"/>
     </w:pPr>
     <w:rPr>
       <w:sz w:val="26"/>
